--- a/docs/documents/prosjektplan.docx
+++ b/docs/documents/prosjektplan.docx
@@ -133,6 +133,38 @@
                 <w:color w:val="1F2937"/>
                 <w:sz w:val="18"/>
               </w:rPr>
+              <w:t>Arrangementsdato</w:t>
+            </w:r>
+          </w:p>
+        </w:tc>
+        <w:tc>
+          <w:tcPr/>
+          <w:p>
+            <w:pPr>
+              <w:spacing w:after="0"/>
+            </w:pPr>
+            <w:r>
+              <w:rPr>
+                <w:color w:val="1F2937"/>
+                <w:sz w:val="18"/>
+              </w:rPr>
+              <w:t>3. og 4. mars 2028</w:t>
+            </w:r>
+          </w:p>
+        </w:tc>
+      </w:tr>
+      <w:tr>
+        <w:tc>
+          <w:tcPr/>
+          <w:p>
+            <w:pPr>
+              <w:spacing w:after="0"/>
+            </w:pPr>
+            <w:r>
+              <w:rPr>
+                <w:color w:val="1F2937"/>
+                <w:sz w:val="18"/>
+              </w:rPr>
               <w:t>Grener</w:t>
             </w:r>
           </w:p>
@@ -212,7 +244,7 @@
                 <w:color w:val="1F2937"/>
                 <w:sz w:val="18"/>
               </w:rPr>
-              <w:t>Utkast v1.0</w:t>
+              <w:t>Oppdatert 18. juni 2026, ca. 20 måneder før arrangementet</w:t>
             </w:r>
           </w:p>
         </w:tc>
@@ -251,7 +283,18 @@
         <w:rPr>
           <w:sz w:val="21"/>
         </w:rPr>
-        <w:t>Denne prosjektplanen beskriver hvordan World Cup Alpint i Wyllerløypa 2028 kan planlegges, styres og gjennomføres etter PRINCE2-prinsipper. Planen dekker slalåm og parallellslalåm for kvinner og menn.</w:t>
+        <w:t>Denne prosjektplanen beskriver hvordan World Cup Alpint i Wyllerløypa 2028 kan planlegges, styres og gjennomføres etter PRINCE2-prinsipper. Arrangementet er lagt til 3. og 4. mars 2028 og planen dekker slalåm og parallellslalåm for kvinner og menn.</w:t>
+      </w:r>
+    </w:p>
+    <w:p>
+      <w:pPr>
+        <w:spacing w:after="120" w:line="276" w:lineRule="auto"/>
+      </w:pPr>
+      <w:r>
+        <w:rPr>
+          <w:sz w:val="21"/>
+        </w:rPr>
+        <w:t>Planen er oppdatert per 18. juni 2026. Det er da om lag 20 måneder til arrangementet, noe som betyr at prosjektet bør gå direkte inn i en kombinert initierings- og detaljplanleggingsfase med rask avklaring av prosjektstyre, FIS-/arenaforutsetninger, finansiering, hovedleverandører og go/no-go-kriterier.</w:t>
       </w:r>
     </w:p>
     <w:p>
@@ -353,6 +396,70 @@
                 <w:sz w:val="18"/>
               </w:rPr>
               <w:t>World Cup Alpint Wyllerløypa 2028</w:t>
+            </w:r>
+          </w:p>
+        </w:tc>
+      </w:tr>
+      <w:tr>
+        <w:tc>
+          <w:tcPr/>
+          <w:p>
+            <w:pPr>
+              <w:spacing w:after="0"/>
+            </w:pPr>
+            <w:r>
+              <w:rPr>
+                <w:color w:val="1F2937"/>
+                <w:sz w:val="18"/>
+              </w:rPr>
+              <w:t>Arrangementsdato</w:t>
+            </w:r>
+          </w:p>
+        </w:tc>
+        <w:tc>
+          <w:tcPr/>
+          <w:p>
+            <w:pPr>
+              <w:spacing w:after="0"/>
+            </w:pPr>
+            <w:r>
+              <w:rPr>
+                <w:color w:val="1F2937"/>
+                <w:sz w:val="18"/>
+              </w:rPr>
+              <w:t>3. og 4. mars 2028</w:t>
+            </w:r>
+          </w:p>
+        </w:tc>
+      </w:tr>
+      <w:tr>
+        <w:tc>
+          <w:tcPr/>
+          <w:p>
+            <w:pPr>
+              <w:spacing w:after="0"/>
+            </w:pPr>
+            <w:r>
+              <w:rPr>
+                <w:color w:val="1F2937"/>
+                <w:sz w:val="18"/>
+              </w:rPr>
+              <w:t>Planstatus</w:t>
+            </w:r>
+          </w:p>
+        </w:tc>
+        <w:tc>
+          <w:tcPr/>
+          <w:p>
+            <w:pPr>
+              <w:spacing w:after="0"/>
+            </w:pPr>
+            <w:r>
+              <w:rPr>
+                <w:color w:val="1F2937"/>
+                <w:sz w:val="18"/>
+              </w:rPr>
+              <w:t>Oppdatert 18. juni 2026, ca. 20 måneder før arrangementet</w:t>
             </w:r>
           </w:p>
         </w:tc>
@@ -1195,7 +1302,7 @@
         <w:rPr>
           <w:sz w:val="21"/>
         </w:rPr>
-        <w:t>Prosjektet bør styres i faser med tydelige beslutningspunkter. Business case, risiko, plan og ressursgrunnlag oppdateres før hver stage-gate.</w:t>
+        <w:t>Prosjektet bør styres i faser med tydelige beslutningspunkter. Business case, risiko, plan og ressursgrunnlag oppdateres før hver stage-gate. Siden planen oppdateres 18. juni 2026, omtrent 20 måneder før arrangementet 3.-4. mars 2028, er oppstartsvinduet kortere enn i en ideell T-30-plan. Oppstart og initiering bør derfor behandles som en komprimert fase sommer/høst 2026.</w:t>
       </w:r>
     </w:p>
     <w:tbl>
@@ -1308,176 +1415,114 @@
                 <w:color w:val="1F2937"/>
                 <w:sz w:val="18"/>
               </w:rPr>
-              <w:t>Oppstart / Starting up</w:t>
-            </w:r>
-          </w:p>
-        </w:tc>
-        <w:tc>
-          <w:tcPr/>
-          <w:p>
-            <w:pPr>
-              <w:spacing w:after="0"/>
-            </w:pPr>
-            <w:r>
-              <w:rPr>
-                <w:color w:val="1F2937"/>
-                <w:sz w:val="18"/>
-              </w:rPr>
-              <w:t>T-30 til T-24 mnd</w:t>
-            </w:r>
-          </w:p>
-        </w:tc>
-        <w:tc>
-          <w:tcPr/>
-          <w:p>
-            <w:pPr>
-              <w:spacing w:after="0"/>
-            </w:pPr>
-            <w:r>
-              <w:rPr>
-                <w:color w:val="1F2937"/>
-                <w:sz w:val="18"/>
-              </w:rPr>
-              <w:t>Mandat, foreløpig business case, interessentkart, konseptvalg</w:t>
-            </w:r>
-          </w:p>
-        </w:tc>
-        <w:tc>
-          <w:tcPr/>
-          <w:p>
-            <w:pPr>
-              <w:spacing w:after="0"/>
-            </w:pPr>
-            <w:r>
-              <w:rPr>
-                <w:color w:val="1F2937"/>
-                <w:sz w:val="18"/>
-              </w:rPr>
-              <w:t>Beslutning om prosjektinitiering</w:t>
-            </w:r>
-          </w:p>
-        </w:tc>
-      </w:tr>
-      <w:tr>
-        <w:tc>
-          <w:tcPr/>
-          <w:p>
-            <w:pPr>
-              <w:spacing w:after="0"/>
-            </w:pPr>
-            <w:r>
-              <w:rPr>
-                <w:color w:val="1F2937"/>
-                <w:sz w:val="18"/>
-              </w:rPr>
-              <w:t>Initiering</w:t>
-            </w:r>
-          </w:p>
-        </w:tc>
-        <w:tc>
-          <w:tcPr/>
-          <w:p>
-            <w:pPr>
-              <w:spacing w:after="0"/>
-            </w:pPr>
-            <w:r>
-              <w:rPr>
-                <w:color w:val="1F2937"/>
-                <w:sz w:val="18"/>
-              </w:rPr>
-              <w:t>T-24 til T-18 mnd</w:t>
-            </w:r>
-          </w:p>
-        </w:tc>
-        <w:tc>
-          <w:tcPr/>
-          <w:p>
-            <w:pPr>
-              <w:spacing w:after="0"/>
-            </w:pPr>
-            <w:r>
-              <w:rPr>
-                <w:color w:val="1F2937"/>
-                <w:sz w:val="18"/>
-              </w:rPr>
-              <w:t>PID, prosjektstyre, gevinstplan, risikoregister, overordnet budsjett</w:t>
-            </w:r>
-          </w:p>
-        </w:tc>
-        <w:tc>
-          <w:tcPr/>
-          <w:p>
-            <w:pPr>
-              <w:spacing w:after="0"/>
-            </w:pPr>
-            <w:r>
-              <w:rPr>
-                <w:color w:val="1F2937"/>
-                <w:sz w:val="18"/>
-              </w:rPr>
-              <w:t>Godkjenne initieringsdokumentasjon</w:t>
-            </w:r>
-          </w:p>
-        </w:tc>
-      </w:tr>
-      <w:tr>
-        <w:tc>
-          <w:tcPr/>
-          <w:p>
-            <w:pPr>
-              <w:spacing w:after="0"/>
-            </w:pPr>
-            <w:r>
-              <w:rPr>
-                <w:color w:val="1F2937"/>
-                <w:sz w:val="18"/>
-              </w:rPr>
-              <w:t>Planlegging og avtaler</w:t>
-            </w:r>
-          </w:p>
-        </w:tc>
-        <w:tc>
-          <w:tcPr/>
-          <w:p>
-            <w:pPr>
-              <w:spacing w:after="0"/>
-            </w:pPr>
-            <w:r>
-              <w:rPr>
-                <w:color w:val="1F2937"/>
-                <w:sz w:val="18"/>
-              </w:rPr>
-              <w:t>T-18 til T-12 mnd</w:t>
-            </w:r>
-          </w:p>
-        </w:tc>
-        <w:tc>
-          <w:tcPr/>
-          <w:p>
-            <w:pPr>
-              <w:spacing w:after="0"/>
-            </w:pPr>
-            <w:r>
-              <w:rPr>
-                <w:color w:val="1F2937"/>
-                <w:sz w:val="18"/>
-              </w:rPr>
-              <w:t>FIS-avklaringer, arenaavtale, sponsorplan, leverandørstrategi, myndighetsdialog</w:t>
-            </w:r>
-          </w:p>
-        </w:tc>
-        <w:tc>
-          <w:tcPr/>
-          <w:p>
-            <w:pPr>
-              <w:spacing w:after="0"/>
-            </w:pPr>
-            <w:r>
-              <w:rPr>
-                <w:color w:val="1F2937"/>
-                <w:sz w:val="18"/>
-              </w:rPr>
-              <w:t>Beslutning om full planleggingsfase</w:t>
+              <w:t>Kompakt oppstart og initiering</w:t>
+            </w:r>
+          </w:p>
+        </w:tc>
+        <w:tc>
+          <w:tcPr/>
+          <w:p>
+            <w:pPr>
+              <w:spacing w:after="0"/>
+            </w:pPr>
+            <w:r>
+              <w:rPr>
+                <w:color w:val="1F2937"/>
+                <w:sz w:val="18"/>
+              </w:rPr>
+              <w:t>Juni-september 2026 (T-20 til T-18 mnd)</w:t>
+            </w:r>
+          </w:p>
+        </w:tc>
+        <w:tc>
+          <w:tcPr/>
+          <w:p>
+            <w:pPr>
+              <w:spacing w:after="0"/>
+            </w:pPr>
+            <w:r>
+              <w:rPr>
+                <w:color w:val="1F2937"/>
+                <w:sz w:val="18"/>
+              </w:rPr>
+              <w:t>Mandat, oppdatert business case, prosjektstyre, prosjektleder, PID, interessentkart, risikoregister, hovedmilepæler</w:t>
+            </w:r>
+          </w:p>
+        </w:tc>
+        <w:tc>
+          <w:tcPr/>
+          <w:p>
+            <w:pPr>
+              <w:spacing w:after="0"/>
+            </w:pPr>
+            <w:r>
+              <w:rPr>
+                <w:color w:val="1F2937"/>
+                <w:sz w:val="18"/>
+              </w:rPr>
+              <w:t>Beslutning om prosjektinitiering og rammer for planleggingsfase</w:t>
+            </w:r>
+          </w:p>
+        </w:tc>
+      </w:tr>
+      <w:tr>
+        <w:tc>
+          <w:tcPr/>
+          <w:p>
+            <w:pPr>
+              <w:spacing w:after="0"/>
+            </w:pPr>
+            <w:r>
+              <w:rPr>
+                <w:color w:val="1F2937"/>
+                <w:sz w:val="18"/>
+              </w:rPr>
+              <w:t>Planlegging og hovedavtaler</w:t>
+            </w:r>
+          </w:p>
+        </w:tc>
+        <w:tc>
+          <w:tcPr/>
+          <w:p>
+            <w:pPr>
+              <w:spacing w:after="0"/>
+            </w:pPr>
+            <w:r>
+              <w:rPr>
+                <w:color w:val="1F2937"/>
+                <w:sz w:val="18"/>
+              </w:rPr>
+              <w:t>Oktober 2026-mars 2027 (T-17 til T-12 mnd)</w:t>
+            </w:r>
+          </w:p>
+        </w:tc>
+        <w:tc>
+          <w:tcPr/>
+          <w:p>
+            <w:pPr>
+              <w:spacing w:after="0"/>
+            </w:pPr>
+            <w:r>
+              <w:rPr>
+                <w:color w:val="1F2937"/>
+                <w:sz w:val="18"/>
+              </w:rPr>
+              <w:t>FIS-avklaringer, arenaavtale, foreløpig konkurranseprogram, sponsorstrategi, leverandørstrategi, myndighetsdialog, hovedbudsjett</w:t>
+            </w:r>
+          </w:p>
+        </w:tc>
+        <w:tc>
+          <w:tcPr/>
+          <w:p>
+            <w:pPr>
+              <w:spacing w:after="0"/>
+            </w:pPr>
+            <w:r>
+              <w:rPr>
+                <w:color w:val="1F2937"/>
+                <w:sz w:val="18"/>
+              </w:rPr>
+              <w:t>T-12 stage gate: godkjenne full planleggings- og avtaleperiode</w:t>
             </w:r>
           </w:p>
         </w:tc>
@@ -1509,99 +1554,161 @@
                 <w:color w:val="1F2937"/>
                 <w:sz w:val="18"/>
               </w:rPr>
-              <w:t>T-12 til T-6 mnd</w:t>
-            </w:r>
-          </w:p>
-        </w:tc>
-        <w:tc>
-          <w:tcPr/>
-          <w:p>
-            <w:pPr>
-              <w:spacing w:after="0"/>
-            </w:pPr>
-            <w:r>
-              <w:rPr>
-                <w:color w:val="1F2937"/>
-                <w:sz w:val="18"/>
-              </w:rPr>
-              <w:t>Detaljplaner for sport, arena, sikkerhet, transport, frivillige, media og kommunikasjon</w:t>
-            </w:r>
-          </w:p>
-        </w:tc>
-        <w:tc>
-          <w:tcPr/>
-          <w:p>
-            <w:pPr>
-              <w:spacing w:after="0"/>
-            </w:pPr>
-            <w:r>
-              <w:rPr>
-                <w:color w:val="1F2937"/>
-                <w:sz w:val="18"/>
-              </w:rPr>
-              <w:t>Go/no-go for operativ gjennomføring</w:t>
-            </w:r>
-          </w:p>
-        </w:tc>
-      </w:tr>
-      <w:tr>
-        <w:tc>
-          <w:tcPr/>
-          <w:p>
-            <w:pPr>
-              <w:spacing w:after="0"/>
-            </w:pPr>
-            <w:r>
-              <w:rPr>
-                <w:color w:val="1F2937"/>
-                <w:sz w:val="18"/>
-              </w:rPr>
-              <w:t>Klargjøring</w:t>
-            </w:r>
-          </w:p>
-        </w:tc>
-        <w:tc>
-          <w:tcPr/>
-          <w:p>
-            <w:pPr>
-              <w:spacing w:after="0"/>
-            </w:pPr>
-            <w:r>
-              <w:rPr>
-                <w:color w:val="1F2937"/>
-                <w:sz w:val="18"/>
-              </w:rPr>
-              <w:t>T-6 til T-1 mnd</w:t>
-            </w:r>
-          </w:p>
-        </w:tc>
-        <w:tc>
-          <w:tcPr/>
-          <w:p>
-            <w:pPr>
-              <w:spacing w:after="0"/>
-            </w:pPr>
-            <w:r>
-              <w:rPr>
-                <w:color w:val="1F2937"/>
-                <w:sz w:val="18"/>
-              </w:rPr>
-              <w:t>Riggplan, bemanning, beredskapsøvelser, billettsalg, test av løype og systemer</w:t>
-            </w:r>
-          </w:p>
-        </w:tc>
-        <w:tc>
-          <w:tcPr/>
-          <w:p>
-            <w:pPr>
-              <w:spacing w:after="0"/>
-            </w:pPr>
-            <w:r>
-              <w:rPr>
-                <w:color w:val="1F2937"/>
-                <w:sz w:val="18"/>
-              </w:rPr>
-              <w:t>Endelig go/no-go</w:t>
+              <w:t>April-september 2027 (T-11 til T-6 mnd)</w:t>
+            </w:r>
+          </w:p>
+        </w:tc>
+        <w:tc>
+          <w:tcPr/>
+          <w:p>
+            <w:pPr>
+              <w:spacing w:after="0"/>
+            </w:pPr>
+            <w:r>
+              <w:rPr>
+                <w:color w:val="1F2937"/>
+                <w:sz w:val="18"/>
+              </w:rPr>
+              <w:t>Detaljplaner for sport, arena, sikkerhet, transport, frivillige, media, kommunikasjon, bærekraft og kommersielle leveranser</w:t>
+            </w:r>
+          </w:p>
+        </w:tc>
+        <w:tc>
+          <w:tcPr/>
+          <w:p>
+            <w:pPr>
+              <w:spacing w:after="0"/>
+            </w:pPr>
+            <w:r>
+              <w:rPr>
+                <w:color w:val="1F2937"/>
+                <w:sz w:val="18"/>
+              </w:rPr>
+              <w:t>T-6 go/no-go for operativ gjennomføring</w:t>
+            </w:r>
+          </w:p>
+        </w:tc>
+      </w:tr>
+      <w:tr>
+        <w:tc>
+          <w:tcPr/>
+          <w:p>
+            <w:pPr>
+              <w:spacing w:after="0"/>
+            </w:pPr>
+            <w:r>
+              <w:rPr>
+                <w:color w:val="1F2937"/>
+                <w:sz w:val="18"/>
+              </w:rPr>
+              <w:t>Klargjøring og mobilisering</w:t>
+            </w:r>
+          </w:p>
+        </w:tc>
+        <w:tc>
+          <w:tcPr/>
+          <w:p>
+            <w:pPr>
+              <w:spacing w:after="0"/>
+            </w:pPr>
+            <w:r>
+              <w:rPr>
+                <w:color w:val="1F2937"/>
+                <w:sz w:val="18"/>
+              </w:rPr>
+              <w:t>Oktober 2027-januar 2028 (T-5 til T-1 mnd)</w:t>
+            </w:r>
+          </w:p>
+        </w:tc>
+        <w:tc>
+          <w:tcPr/>
+          <w:p>
+            <w:pPr>
+              <w:spacing w:after="0"/>
+            </w:pPr>
+            <w:r>
+              <w:rPr>
+                <w:color w:val="1F2937"/>
+                <w:sz w:val="18"/>
+              </w:rPr>
+              <w:t>Riggplan, bemanning, beredskapsøvelser, billettsalg, frivilligopplæring, test av løype/systemer, kommunikasjon og publikumslogistikk</w:t>
+            </w:r>
+          </w:p>
+        </w:tc>
+        <w:tc>
+          <w:tcPr/>
+          <w:p>
+            <w:pPr>
+              <w:spacing w:after="0"/>
+            </w:pPr>
+            <w:r>
+              <w:rPr>
+                <w:color w:val="1F2937"/>
+                <w:sz w:val="18"/>
+              </w:rPr>
+              <w:t>T-1 endelig go/no-go</w:t>
+            </w:r>
+          </w:p>
+        </w:tc>
+      </w:tr>
+      <w:tr>
+        <w:tc>
+          <w:tcPr/>
+          <w:p>
+            <w:pPr>
+              <w:spacing w:after="0"/>
+            </w:pPr>
+            <w:r>
+              <w:rPr>
+                <w:color w:val="1F2937"/>
+                <w:sz w:val="18"/>
+              </w:rPr>
+              <w:t>Event readiness</w:t>
+            </w:r>
+          </w:p>
+        </w:tc>
+        <w:tc>
+          <w:tcPr/>
+          <w:p>
+            <w:pPr>
+              <w:spacing w:after="0"/>
+            </w:pPr>
+            <w:r>
+              <w:rPr>
+                <w:color w:val="1F2937"/>
+                <w:sz w:val="18"/>
+              </w:rPr>
+              <w:t>Februar 2028</w:t>
+            </w:r>
+          </w:p>
+        </w:tc>
+        <w:tc>
+          <w:tcPr/>
+          <w:p>
+            <w:pPr>
+              <w:spacing w:after="0"/>
+            </w:pPr>
+            <w:r>
+              <w:rPr>
+                <w:color w:val="1F2937"/>
+                <w:sz w:val="18"/>
+              </w:rPr>
+              <w:t>Snø- og løypeberedskap, endelig HMS-gjennomgang, daglig værvurdering, leverandørstatus, test av kritiske systemer</w:t>
+            </w:r>
+          </w:p>
+        </w:tc>
+        <w:tc>
+          <w:tcPr/>
+          <w:p>
+            <w:pPr>
+              <w:spacing w:after="0"/>
+            </w:pPr>
+            <w:r>
+              <w:rPr>
+                <w:color w:val="1F2937"/>
+                <w:sz w:val="18"/>
+              </w:rPr>
+              <w:t>Daglig readiness-beslutning i arrangementsuken</w:t>
             </w:r>
           </w:p>
         </w:tc>
@@ -1633,37 +1740,37 @@
                 <w:color w:val="1F2937"/>
                 <w:sz w:val="18"/>
               </w:rPr>
-              <w:t>Arrangement</w:t>
-            </w:r>
-          </w:p>
-        </w:tc>
-        <w:tc>
-          <w:tcPr/>
-          <w:p>
-            <w:pPr>
-              <w:spacing w:after="0"/>
-            </w:pPr>
-            <w:r>
-              <w:rPr>
-                <w:color w:val="1F2937"/>
-                <w:sz w:val="18"/>
-              </w:rPr>
-              <w:t>Daglig rennledelse, publikumsdrift, media, HMS, rapportering</w:t>
-            </w:r>
-          </w:p>
-        </w:tc>
-        <w:tc>
-          <w:tcPr/>
-          <w:p>
-            <w:pPr>
-              <w:spacing w:after="0"/>
-            </w:pPr>
-            <w:r>
-              <w:rPr>
-                <w:color w:val="1F2937"/>
-                <w:sz w:val="18"/>
-              </w:rPr>
-              <w:t>Daglige beslutningsmøter</w:t>
+              <w:t>3.-4. mars 2028</w:t>
+            </w:r>
+          </w:p>
+        </w:tc>
+        <w:tc>
+          <w:tcPr/>
+          <w:p>
+            <w:pPr>
+              <w:spacing w:after="0"/>
+            </w:pPr>
+            <w:r>
+              <w:rPr>
+                <w:color w:val="1F2937"/>
+                <w:sz w:val="18"/>
+              </w:rPr>
+              <w:t>Daglig rennledelse, publikumsdrift, media, HMS, rapportering, sport og beredskap</w:t>
+            </w:r>
+          </w:p>
+        </w:tc>
+        <w:tc>
+          <w:tcPr/>
+          <w:p>
+            <w:pPr>
+              <w:spacing w:after="0"/>
+            </w:pPr>
+            <w:r>
+              <w:rPr>
+                <w:color w:val="1F2937"/>
+                <w:sz w:val="18"/>
+              </w:rPr>
+              <w:t>Daglige beslutningsmøter og eventuell stopp-/utsettelsesbeslutning</w:t>
             </w:r>
           </w:p>
         </w:tc>
@@ -1695,22 +1802,22 @@
                 <w:color w:val="1F2937"/>
                 <w:sz w:val="18"/>
               </w:rPr>
-              <w:t>T+1 til T+3 mnd</w:t>
-            </w:r>
-          </w:p>
-        </w:tc>
-        <w:tc>
-          <w:tcPr/>
-          <w:p>
-            <w:pPr>
-              <w:spacing w:after="0"/>
-            </w:pPr>
-            <w:r>
-              <w:rPr>
-                <w:color w:val="1F2937"/>
-                <w:sz w:val="18"/>
-              </w:rPr>
-              <w:t>Sluttrapport, regnskap, gevinstmåling, lessons report</w:t>
+              <w:t>Mars-juni 2028 (T+1 til T+3 mnd)</w:t>
+            </w:r>
+          </w:p>
+        </w:tc>
+        <w:tc>
+          <w:tcPr/>
+          <w:p>
+            <w:pPr>
+              <w:spacing w:after="0"/>
+            </w:pPr>
+            <w:r>
+              <w:rPr>
+                <w:color w:val="1F2937"/>
+                <w:sz w:val="18"/>
+              </w:rPr>
+              <w:t>Sluttrapport, regnskap, gevinstmåling, bærekraftsrapport, lessons report, arkivering og overlevering</w:t>
             </w:r>
           </w:p>
         </w:tc>
@@ -4699,7 +4806,7 @@
                 <w:color w:val="1F2937"/>
                 <w:sz w:val="18"/>
               </w:rPr>
-              <w:t>Månedlig, ukentlig siste 8 uker</w:t>
+              <w:t>Månedlig fra juni 2026, annenhver uke fra oktober 2027, ukentlig fra januar 2028</w:t>
             </w:r>
           </w:p>
         </w:tc>
@@ -4823,7 +4930,7 @@
                 <w:color w:val="1F2937"/>
                 <w:sz w:val="18"/>
               </w:rPr>
-              <w:t>Månedlig, ukentlig siste 8 uker</w:t>
+              <w:t>Månedlig fra juni 2026, ukentlig fra januar 2028</w:t>
             </w:r>
           </w:p>
         </w:tc>
@@ -4885,7 +4992,7 @@
                 <w:color w:val="1F2937"/>
                 <w:sz w:val="18"/>
               </w:rPr>
-              <w:t>Ved faseovergang</w:t>
+              <w:t>September 2026, mars 2027, september 2027, januar 2028 og etter arrangement</w:t>
             </w:r>
           </w:p>
         </w:tc>
@@ -4947,7 +5054,7 @@
                 <w:color w:val="1F2937"/>
                 <w:sz w:val="18"/>
               </w:rPr>
-              <w:t>Daglig under arrangement</w:t>
+              <w:t>Daglig 26. februar-4. mars 2028</w:t>
             </w:r>
           </w:p>
         </w:tc>
@@ -5009,7 +5116,7 @@
                 <w:color w:val="1F2937"/>
                 <w:sz w:val="18"/>
               </w:rPr>
-              <w:t>T+1 til T+3 mnd</w:t>
+              <w:t>Mars-juni 2028</w:t>
             </w:r>
           </w:p>
         </w:tc>
@@ -5837,7 +5944,54 @@
                 <w:color w:val="1F2937"/>
                 <w:sz w:val="18"/>
               </w:rPr>
-              <w:t>T-12 mnd</w:t>
+              <w:t>September 2026 (T-18)</w:t>
+            </w:r>
+          </w:p>
+        </w:tc>
+        <w:tc>
+          <w:tcPr/>
+          <w:p>
+            <w:pPr>
+              <w:spacing w:after="0"/>
+            </w:pPr>
+            <w:r>
+              <w:rPr>
+                <w:color w:val="1F2937"/>
+                <w:sz w:val="18"/>
+              </w:rPr>
+              <w:t>Prosjektstyre, prosjektleder, PID, oppdatert business case, hovedrisikoer og mandat etablert</w:t>
+            </w:r>
+          </w:p>
+        </w:tc>
+        <w:tc>
+          <w:tcPr/>
+          <w:p>
+            <w:pPr>
+              <w:spacing w:after="0"/>
+            </w:pPr>
+            <w:r>
+              <w:rPr>
+                <w:color w:val="1F2937"/>
+                <w:sz w:val="18"/>
+              </w:rPr>
+              <w:t>Fortsette til planlegging og hovedavtaler</w:t>
+            </w:r>
+          </w:p>
+        </w:tc>
+      </w:tr>
+      <w:tr>
+        <w:tc>
+          <w:tcPr/>
+          <w:p>
+            <w:pPr>
+              <w:spacing w:after="0"/>
+            </w:pPr>
+            <w:r>
+              <w:rPr>
+                <w:color w:val="1F2937"/>
+                <w:sz w:val="18"/>
+              </w:rPr>
+              <w:t>Mars 2027 (T-12)</w:t>
             </w:r>
           </w:p>
         </w:tc>
@@ -5884,7 +6038,7 @@
                 <w:color w:val="1F2937"/>
                 <w:sz w:val="18"/>
               </w:rPr>
-              <w:t>T-6 mnd</w:t>
+              <w:t>September 2027 (T-6)</w:t>
             </w:r>
           </w:p>
         </w:tc>
@@ -5931,22 +6085,22 @@
                 <w:color w:val="1F2937"/>
                 <w:sz w:val="18"/>
               </w:rPr>
-              <w:t>T-1 mnd</w:t>
-            </w:r>
-          </w:p>
-        </w:tc>
-        <w:tc>
-          <w:tcPr/>
-          <w:p>
-            <w:pPr>
-              <w:spacing w:after="0"/>
-            </w:pPr>
-            <w:r>
-              <w:rPr>
-                <w:color w:val="1F2937"/>
-                <w:sz w:val="18"/>
-              </w:rPr>
-              <w:t>Løype, snø, beredskap, bemanning, rigg og kritiske systemer klare</w:t>
+              <w:t>Januar 2028 (T-1)</w:t>
+            </w:r>
+          </w:p>
+        </w:tc>
+        <w:tc>
+          <w:tcPr/>
+          <w:p>
+            <w:pPr>
+              <w:spacing w:after="0"/>
+            </w:pPr>
+            <w:r>
+              <w:rPr>
+                <w:color w:val="1F2937"/>
+                <w:sz w:val="18"/>
+              </w:rPr>
+              <w:t>Løypeberedskap, snøplan, beredskap, bemanning, riggplan og kritiske systemer klare</w:t>
             </w:r>
           </w:p>
         </w:tc>
@@ -5978,7 +6132,54 @@
                 <w:color w:val="1F2937"/>
                 <w:sz w:val="18"/>
               </w:rPr>
-              <w:t>Arrangementsdager</w:t>
+              <w:t>26. februar-2. mars 2028</w:t>
+            </w:r>
+          </w:p>
+        </w:tc>
+        <w:tc>
+          <w:tcPr/>
+          <w:p>
+            <w:pPr>
+              <w:spacing w:after="0"/>
+            </w:pPr>
+            <w:r>
+              <w:rPr>
+                <w:color w:val="1F2937"/>
+                <w:sz w:val="18"/>
+              </w:rPr>
+              <w:t>Vær, snø, løype, HMS, publikum, TV/media og transport vurderes daglig</w:t>
+            </w:r>
+          </w:p>
+        </w:tc>
+        <w:tc>
+          <w:tcPr/>
+          <w:p>
+            <w:pPr>
+              <w:spacing w:after="0"/>
+            </w:pPr>
+            <w:r>
+              <w:rPr>
+                <w:color w:val="1F2937"/>
+                <w:sz w:val="18"/>
+              </w:rPr>
+              <w:t>Klargjøre, justere, utsette eller redusere</w:t>
+            </w:r>
+          </w:p>
+        </w:tc>
+      </w:tr>
+      <w:tr>
+        <w:tc>
+          <w:tcPr/>
+          <w:p>
+            <w:pPr>
+              <w:spacing w:after="0"/>
+            </w:pPr>
+            <w:r>
+              <w:rPr>
+                <w:color w:val="1F2937"/>
+                <w:sz w:val="18"/>
+              </w:rPr>
+              <w:t>3.-4. mars 2028</w:t>
             </w:r>
           </w:p>
         </w:tc>
@@ -6160,7 +6361,7 @@
                 <w:color w:val="1F2937"/>
                 <w:sz w:val="18"/>
               </w:rPr>
-              <w:t>T+1 mnd</w:t>
+              <w:t>April 2028</w:t>
             </w:r>
           </w:p>
         </w:tc>
@@ -6207,7 +6408,7 @@
                 <w:color w:val="1F2937"/>
                 <w:sz w:val="18"/>
               </w:rPr>
-              <w:t>T+1 til T+2 mnd</w:t>
+              <w:t>April-mai 2028</w:t>
             </w:r>
           </w:p>
         </w:tc>
@@ -6254,7 +6455,7 @@
                 <w:color w:val="1F2937"/>
                 <w:sz w:val="18"/>
               </w:rPr>
-              <w:t>T+2 til T+3 mnd</w:t>
+              <w:t>Mai-juni 2028</w:t>
             </w:r>
           </w:p>
         </w:tc>
@@ -6301,7 +6502,7 @@
                 <w:color w:val="1F2937"/>
                 <w:sz w:val="18"/>
               </w:rPr>
-              <w:t>T+2 mnd</w:t>
+              <w:t>Mai 2028</w:t>
             </w:r>
           </w:p>
         </w:tc>
@@ -6348,7 +6549,7 @@
                 <w:color w:val="1F2937"/>
                 <w:sz w:val="18"/>
               </w:rPr>
-              <w:t>T+1 mnd</w:t>
+              <w:t>April 2028</w:t>
             </w:r>
           </w:p>
         </w:tc>
@@ -6395,7 +6596,7 @@
                 <w:color w:val="1F2937"/>
                 <w:sz w:val="18"/>
               </w:rPr>
-              <w:t>T+3 mnd</w:t>
+              <w:t>Juni 2028</w:t>
             </w:r>
           </w:p>
         </w:tc>
